--- a/evaluation/report/results/exports/s4_unresolvable_site.docx
+++ b/evaluation/report/results/exports/s4_unresolvable_site.docx
@@ -15,17 +15,7 @@
     </w:p>
     <w:p>
       <w:r>
-        <w:t>Generated: 2026-08-08 | Status: validated</w:t>
-      </w:r>
-    </w:p>
-    <w:p>
-      <w:r>
-        <w:t>Generated: 2026-08-08</w:t>
-      </w:r>
-    </w:p>
-    <w:p>
-      <w:r>
-        <w:t>Status: validated</w:t>
+        <w:t>Generated: 2026-08-09 | Status: validated</w:t>
       </w:r>
     </w:p>
     <w:p>
@@ -41,6 +31,9 @@
         <w:pStyle w:val="ListBullet"/>
       </w:pPr>
       <w:r>
+        <w:rPr>
+          <w:b w:val="0"/>
+        </w:rPr>
         <w:t>Address: 99999 Madison Avenue, Austin, TX</w:t>
       </w:r>
     </w:p>
@@ -49,6 +42,9 @@
         <w:pStyle w:val="ListBullet"/>
       </w:pPr>
       <w:r>
+        <w:rPr>
+          <w:b w:val="0"/>
+        </w:rPr>
         <w:t>Proposed land use: Multifamily residential</w:t>
       </w:r>
     </w:p>
@@ -57,6 +53,9 @@
         <w:pStyle w:val="ListBullet"/>
       </w:pPr>
       <w:r>
+        <w:rPr>
+          <w:b w:val="0"/>
+        </w:rPr>
         <w:t>Development description: Proposed 12-unit multifamily residential development.</w:t>
       </w:r>
     </w:p>
@@ -65,6 +64,9 @@
         <w:pStyle w:val="ListBullet"/>
       </w:pPr>
       <w:r>
+        <w:rPr>
+          <w:b w:val="0"/>
+        </w:rPr>
         <w:t>Units: 12</w:t>
       </w:r>
     </w:p>
@@ -73,6 +75,9 @@
         <w:pStyle w:val="ListBullet"/>
       </w:pPr>
       <w:r>
+        <w:rPr>
+          <w:b w:val="0"/>
+        </w:rPr>
         <w:t>Site area (acres): None</w:t>
       </w:r>
     </w:p>
@@ -81,6 +86,9 @@
         <w:pStyle w:val="ListBullet"/>
       </w:pPr>
       <w:r>
+        <w:rPr>
+          <w:b w:val="0"/>
+        </w:rPr>
         <w:t>Reported zoning: None (status: ambiguous)</w:t>
       </w:r>
     </w:p>
@@ -89,6 +97,9 @@
         <w:pStyle w:val="ListBullet"/>
       </w:pPr>
       <w:r>
+        <w:rPr>
+          <w:b w:val="0"/>
+        </w:rPr>
         <w:t>Floodplain intersection: None</w:t>
       </w:r>
     </w:p>
@@ -97,6 +108,9 @@
         <w:pStyle w:val="ListBullet"/>
       </w:pPr>
       <w:r>
+        <w:rPr>
+          <w:b w:val="0"/>
+        </w:rPr>
         <w:t>Watershed: None</w:t>
       </w:r>
     </w:p>
@@ -110,12 +124,18 @@
     </w:p>
     <w:p>
       <w:r>
-        <w:t>**Summary of Feasibility Considerations**</w:t>
+        <w:rPr>
+          <w:b/>
+        </w:rPr>
+        <w:t>Feasibility Considerations, Constraints, Unknowns, and Recommended Next Steps</w:t>
       </w:r>
     </w:p>
     <w:p>
       <w:r>
-        <w:t>The preliminary development feasibility review for a proposed 12-unit multifamily residential development in Austin, Texas, has identified several key considerations:</w:t>
+        <w:rPr>
+          <w:b/>
+        </w:rPr>
+        <w:t>Major Feasibility Considerations:</w:t>
       </w:r>
     </w:p>
     <w:p>
@@ -123,7 +143,16 @@
         <w:pStyle w:val="ListNumber"/>
       </w:pPr>
       <w:r>
-        <w:t>**Zoning**: The subject property is located in an ambiguous zoning district (SF-3-NP), and the exact zoning classification needs to be confirmed through official verification.</w:t>
+        <w:rPr>
+          <w:b/>
+        </w:rPr>
+        <w:t>Zoning:</w:t>
+      </w:r>
+      <w:r>
+        <w:rPr>
+          <w:b w:val="0"/>
+        </w:rPr>
+        <w:t xml:space="preserve"> The subject property is located in an ambiguous zoning district (SF-3-NP), which requires further verification.</w:t>
       </w:r>
     </w:p>
     <w:p>
@@ -131,7 +160,16 @@
         <w:pStyle w:val="ListNumber"/>
       </w:pPr>
       <w:r>
-        <w:t>**Floodplain**: The floodplain check requires confirmed coordinates, which need to be obtained manually.</w:t>
+        <w:rPr>
+          <w:b/>
+        </w:rPr>
+        <w:t>Floodplain:</w:t>
+      </w:r>
+      <w:r>
+        <w:rPr>
+          <w:b w:val="0"/>
+        </w:rPr>
+        <w:t xml:space="preserve"> Floodplain checks require confirmed coordinates, which are not available at this time.</w:t>
       </w:r>
     </w:p>
     <w:p>
@@ -139,7 +177,16 @@
         <w:pStyle w:val="ListNumber"/>
       </w:pPr>
       <w:r>
-        <w:t>**Watershed**: The watershed lookup also requires confirmed coordinates.</w:t>
+        <w:rPr>
+          <w:b/>
+        </w:rPr>
+        <w:t>Watershed:</w:t>
+      </w:r>
+      <w:r>
+        <w:rPr>
+          <w:b w:val="0"/>
+        </w:rPr>
+        <w:t xml:space="preserve"> Watershed lookup requires confirmed coordinates, which are not available at this time.</w:t>
       </w:r>
     </w:p>
     <w:p>
@@ -147,7 +194,24 @@
         <w:pStyle w:val="ListNumber"/>
       </w:pPr>
       <w:r>
-        <w:t>**Transportation Access**: The proposed development will require a driveway spacing analysis, and the applicant must identify the applicable site conditions for shared driveways or third driveways.</w:t>
+        <w:rPr>
+          <w:b/>
+        </w:rPr>
+        <w:t>Transportation Access:</w:t>
+      </w:r>
+      <w:r>
+        <w:rPr>
+          <w:b w:val="0"/>
+        </w:rPr>
+        <w:t xml:space="preserve"> Driveway placement and spacing requirements must be considered to ensure safe and efficient access.</w:t>
+      </w:r>
+    </w:p>
+    <w:p>
+      <w:r>
+        <w:rPr>
+          <w:b/>
+        </w:rPr>
+        <w:t>Constraints:</w:t>
       </w:r>
     </w:p>
     <w:p>
@@ -155,12 +219,16 @@
         <w:pStyle w:val="ListNumber"/>
       </w:pPr>
       <w:r>
-        <w:t>**Water and Wastewater**: The regulatory requirements do not establish actual water or wastewater service availability or capacity; verification with the appropriate utility authority is required.</w:t>
+        <w:rPr>
+          <w:b/>
+        </w:rPr>
+        <w:t>Utility Capacity:</w:t>
       </w:r>
-    </w:p>
-    <w:p>
       <w:r>
-        <w:t>**Constraints**</w:t>
+        <w:rPr>
+          <w:b w:val="0"/>
+        </w:rPr>
+        <w:t xml:space="preserve"> The availability of water and wastewater services is not established, requiring verification with the relevant utility authorities.</w:t>
       </w:r>
     </w:p>
     <w:p>
@@ -168,7 +236,24 @@
         <w:pStyle w:val="ListNumber"/>
       </w:pPr>
       <w:r>
-        <w:t>**Zoning Uncertainty**: The ambiguous zoning classification creates uncertainty, which may impact the development's feasibility.</w:t>
+        <w:rPr>
+          <w:b/>
+        </w:rPr>
+        <w:t>Regulatory Requirements:</w:t>
+      </w:r>
+      <w:r>
+        <w:rPr>
+          <w:b w:val="0"/>
+        </w:rPr>
+        <w:t xml:space="preserve"> Compliance with Austin's Land Development Code (LDC) and Transportation Criteria Manual (TCM) requirements must be ensured.</w:t>
+      </w:r>
+    </w:p>
+    <w:p>
+      <w:r>
+        <w:rPr>
+          <w:b/>
+        </w:rPr>
+        <w:t>Unknowns:</w:t>
       </w:r>
     </w:p>
     <w:p>
@@ -176,7 +261,16 @@
         <w:pStyle w:val="ListNumber"/>
       </w:pPr>
       <w:r>
-        <w:t>**Floodplain and Watershed Requirements**: The need for confirmed coordinates to complete floodplain and watershed checks adds complexity to the development process.</w:t>
+        <w:rPr>
+          <w:b/>
+        </w:rPr>
+        <w:t>Confirmed Coordinates:</w:t>
+      </w:r>
+      <w:r>
+        <w:rPr>
+          <w:b w:val="0"/>
+        </w:rPr>
+        <w:t xml:space="preserve"> Floodplain and watershed checks require confirmed coordinates to proceed.</w:t>
       </w:r>
     </w:p>
     <w:p>
@@ -184,12 +278,16 @@
         <w:pStyle w:val="ListNumber"/>
       </w:pPr>
       <w:r>
-        <w:t>**Transportation Access Challenges**: The driveway spacing analysis and shared driveways or third driveways requirements may pose challenges for the applicant.</w:t>
+        <w:rPr>
+          <w:b/>
+        </w:rPr>
+        <w:t>Utility Service Availability:</w:t>
       </w:r>
-    </w:p>
-    <w:p>
       <w:r>
-        <w:t>**Unknowns**</w:t>
+        <w:rPr>
+          <w:b w:val="0"/>
+        </w:rPr>
+        <w:t xml:space="preserve"> Verification of water and wastewater service availability is required.</w:t>
       </w:r>
     </w:p>
     <w:p>
@@ -197,7 +295,24 @@
         <w:pStyle w:val="ListNumber"/>
       </w:pPr>
       <w:r>
-        <w:t>**Confirmed Coordinates**: The exact coordinates of the subject property are not available, which is required for floodplain and watershed checks.</w:t>
+        <w:rPr>
+          <w:b/>
+        </w:rPr>
+        <w:t>Zoning Designation:</w:t>
+      </w:r>
+      <w:r>
+        <w:rPr>
+          <w:b w:val="0"/>
+        </w:rPr>
+        <w:t xml:space="preserve"> The subject property's zoning designation requires further verification.</w:t>
+      </w:r>
+    </w:p>
+    <w:p>
+      <w:r>
+        <w:rPr>
+          <w:b/>
+        </w:rPr>
+        <w:t>Recommended Next Steps:</w:t>
       </w:r>
     </w:p>
     <w:p>
@@ -205,7 +320,16 @@
         <w:pStyle w:val="ListNumber"/>
       </w:pPr>
       <w:r>
-        <w:t>**Utility Capacity**: The regulatory requirements do not establish actual water or wastewater service availability or capacity; verification with the appropriate utility authority is required.</w:t>
+        <w:rPr>
+          <w:b/>
+        </w:rPr>
+        <w:t>Verify Zoning Designation:</w:t>
+      </w:r>
+      <w:r>
+        <w:rPr>
+          <w:b w:val="0"/>
+        </w:rPr>
+        <w:t xml:space="preserve"> Obtain an official zoning determination for the subject property.</w:t>
       </w:r>
     </w:p>
     <w:p>
@@ -213,12 +337,16 @@
         <w:pStyle w:val="ListNumber"/>
       </w:pPr>
       <w:r>
-        <w:t>**Zoning Verification**: Official verification of the zoning classification is necessary to confirm the development's feasibility.</w:t>
+        <w:rPr>
+          <w:b/>
+        </w:rPr>
+        <w:t>Confirm Coordinates:</w:t>
       </w:r>
-    </w:p>
-    <w:p>
       <w:r>
-        <w:t>**Recommended Next Steps**</w:t>
+        <w:rPr>
+          <w:b w:val="0"/>
+        </w:rPr>
+        <w:t xml:space="preserve"> Gather confirmed coordinates for floodplain and watershed checks.</w:t>
       </w:r>
     </w:p>
     <w:p>
@@ -226,7 +354,16 @@
         <w:pStyle w:val="ListNumber"/>
       </w:pPr>
       <w:r>
-        <w:t>**Confirm Zoning Classification**: Obtain official verification of the zoning classification through the City of Austin's planning department.</w:t>
+        <w:rPr>
+          <w:b/>
+        </w:rPr>
+        <w:t>Contact Utility Authorities:</w:t>
+      </w:r>
+      <w:r>
+        <w:rPr>
+          <w:b w:val="0"/>
+        </w:rPr>
+        <w:t xml:space="preserve"> Verify water and wastewater service availability and capacity with relevant utility authorities.</w:t>
       </w:r>
     </w:p>
     <w:p>
@@ -234,7 +371,24 @@
         <w:pStyle w:val="ListNumber"/>
       </w:pPr>
       <w:r>
-        <w:t>**Obtain Confirmed Coordinates**: Manually obtain confirmed coordinates for the subject property to complete floodplain and watershed checks.</w:t>
+        <w:rPr>
+          <w:b/>
+        </w:rPr>
+        <w:t>Review LDC and TCM Requirements:</w:t>
+      </w:r>
+      <w:r>
+        <w:rPr>
+          <w:b w:val="0"/>
+        </w:rPr>
+        <w:t xml:space="preserve"> Ensure compliance with Austin's Land Development Code (LDC) and Transportation Criteria Manual (TCM) requirements.</w:t>
+      </w:r>
+    </w:p>
+    <w:p>
+      <w:r>
+        <w:rPr>
+          <w:b/>
+        </w:rPr>
+        <w:t>Additional Recommendations:</w:t>
       </w:r>
     </w:p>
     <w:p>
@@ -242,7 +396,16 @@
         <w:pStyle w:val="ListNumber"/>
       </w:pPr>
       <w:r>
-        <w:t>**Verify Utility Capacity**: Verify water and wastewater service availability and capacity with the appropriate utility authorities.</w:t>
+        <w:rPr>
+          <w:b/>
+        </w:rPr>
+        <w:t>Hire a Professional:</w:t>
+      </w:r>
+      <w:r>
+        <w:rPr>
+          <w:b w:val="0"/>
+        </w:rPr>
+        <w:t xml:space="preserve"> Consider hiring a professional (e.g., urban planner, engineer) to assist with the development process.</w:t>
       </w:r>
     </w:p>
     <w:p>
@@ -250,12 +413,38 @@
         <w:pStyle w:val="ListNumber"/>
       </w:pPr>
       <w:r>
-        <w:t>**Conduct Transportation Access Analysis**: Conduct a thorough driveway spacing analysis and identify applicable site conditions for shared driveways or third driveways.</w:t>
+        <w:rPr>
+          <w:b/>
+        </w:rPr>
+        <w:t>Conduct Site Analysis:</w:t>
+      </w:r>
+      <w:r>
+        <w:rPr>
+          <w:b w:val="0"/>
+        </w:rPr>
+        <w:t xml:space="preserve"> Conduct a thorough site analysis to identify potential issues and opportunities.</w:t>
+      </w:r>
+    </w:p>
+    <w:p>
+      <w:pPr>
+        <w:pStyle w:val="ListNumber"/>
+      </w:pPr>
+      <w:r>
+        <w:rPr>
+          <w:b/>
+        </w:rPr>
+        <w:t>Engage with Stakeholders:</w:t>
+      </w:r>
+      <w:r>
+        <w:rPr>
+          <w:b w:val="0"/>
+        </w:rPr>
+        <w:t xml:space="preserve"> Engage with local stakeholders, including neighbors and community groups, to ensure that their concerns are addressed.</w:t>
       </w:r>
     </w:p>
     <w:p>
       <w:r>
-        <w:t>By addressing these unknowns and constraints, the development team can better understand the feasibility of the proposed multifamily residential development in Austin, Texas.</w:t>
+        <w:t>By addressing these feasibility considerations, constraints, unknowns, and recommended next steps, you can move forward with the development process while minimizing risks and ensuring compliance with relevant regulations.</w:t>
       </w:r>
     </w:p>
     <w:p>
@@ -271,7 +460,16 @@
         <w:pStyle w:val="ListBullet"/>
       </w:pPr>
       <w:r>
-        <w:t>**Austin Land Development Code, Title 25** — https://library.municode.com/tx/austin/codes/land_development_code</w:t>
+        <w:rPr>
+          <w:b/>
+        </w:rPr>
+        <w:t>Austin Land Development Code, Title 25</w:t>
+      </w:r>
+      <w:r>
+        <w:rPr>
+          <w:b w:val="0"/>
+        </w:rPr>
+        <w:t xml:space="preserve"> — https://library.municode.com/tx/austin/codes/land_development_code</w:t>
       </w:r>
     </w:p>
     <w:p>
@@ -284,7 +482,16 @@
         <w:pStyle w:val="ListBullet"/>
       </w:pPr>
       <w:r>
-        <w:t>**Austin Drainage Criteria Manual** — https://library.municode.com/tx/austin/codes/drainage_criteria_manual</w:t>
+        <w:rPr>
+          <w:b/>
+        </w:rPr>
+        <w:t>Austin Drainage Criteria Manual</w:t>
+      </w:r>
+      <w:r>
+        <w:rPr>
+          <w:b w:val="0"/>
+        </w:rPr>
+        <w:t xml:space="preserve"> — https://library.municode.com/tx/austin/codes/drainage_criteria_manual</w:t>
       </w:r>
     </w:p>
     <w:p>
@@ -297,7 +504,16 @@
         <w:pStyle w:val="ListBullet"/>
       </w:pPr>
       <w:r>
-        <w:t>**Austin Transportation Criteria Manual** — https://library.municode.com/tx/austin/codes/transportation_criteria_manual</w:t>
+        <w:rPr>
+          <w:b/>
+        </w:rPr>
+        <w:t>Austin Transportation Criteria Manual</w:t>
+      </w:r>
+      <w:r>
+        <w:rPr>
+          <w:b w:val="0"/>
+        </w:rPr>
+        <w:t xml:space="preserve"> — https://library.municode.com/tx/austin/codes/transportation_criteria_manual</w:t>
       </w:r>
     </w:p>
     <w:p>
@@ -310,7 +526,16 @@
         <w:pStyle w:val="ListBullet"/>
       </w:pPr>
       <w:r>
-        <w:t>**Zoning by Address** — https://data.austintexas.gov/ (search: Zoning by Address)</w:t>
+        <w:rPr>
+          <w:b/>
+        </w:rPr>
+        <w:t>Zoning by Address</w:t>
+      </w:r>
+      <w:r>
+        <w:rPr>
+          <w:b w:val="0"/>
+        </w:rPr>
+        <w:t xml:space="preserve"> — https://data.austintexas.gov/ (search: Zoning by Address)</w:t>
       </w:r>
     </w:p>
     <w:p>
@@ -323,7 +548,16 @@
         <w:pStyle w:val="ListBullet"/>
       </w:pPr>
       <w:r>
-        <w:t>**Issued Construction Permits** — https://data.austintexas.gov/Building-and-Development/Issued-Construction-Permits/3syk-w9eu</w:t>
+        <w:rPr>
+          <w:b/>
+        </w:rPr>
+        <w:t>Issued Construction Permits</w:t>
+      </w:r>
+      <w:r>
+        <w:rPr>
+          <w:b w:val="0"/>
+        </w:rPr>
+        <w:t xml:space="preserve"> — https://data.austintexas.gov/Building-and-Development/Issued-Construction-Permits/3syk-w9eu</w:t>
       </w:r>
     </w:p>
     <w:p>
@@ -336,7 +570,16 @@
         <w:pStyle w:val="ListBullet"/>
       </w:pPr>
       <w:r>
-        <w:t>**Site Plan Cases** — https://data.austintexas.gov/ (search: Site Plan Cases)</w:t>
+        <w:rPr>
+          <w:b/>
+        </w:rPr>
+        <w:t>Site Plan Cases</w:t>
+      </w:r>
+      <w:r>
+        <w:rPr>
+          <w:b w:val="0"/>
+        </w:rPr>
+        <w:t xml:space="preserve"> — https://data.austintexas.gov/ (search: Site Plan Cases)</w:t>
       </w:r>
     </w:p>
     <w:p>
@@ -349,7 +592,16 @@
         <w:pStyle w:val="ListBullet"/>
       </w:pPr>
       <w:r>
-        <w:t>**Plan Review Cases** — https://data.austintexas.gov/ (search: Plan Review Cases)</w:t>
+        <w:rPr>
+          <w:b/>
+        </w:rPr>
+        <w:t>Plan Review Cases</w:t>
+      </w:r>
+      <w:r>
+        <w:rPr>
+          <w:b w:val="0"/>
+        </w:rPr>
+        <w:t xml:space="preserve"> — https://data.austintexas.gov/ (search: Plan Review Cases)</w:t>
       </w:r>
     </w:p>
     <w:p>
@@ -362,7 +614,16 @@
         <w:pStyle w:val="ListBullet"/>
       </w:pPr>
       <w:r>
-        <w:t>**Watershed Boundaries** — https://data.austintexas.gov/ (search: Watershed Boundaries)</w:t>
+        <w:rPr>
+          <w:b/>
+        </w:rPr>
+        <w:t>Watershed Boundaries</w:t>
+      </w:r>
+      <w:r>
+        <w:rPr>
+          <w:b w:val="0"/>
+        </w:rPr>
+        <w:t xml:space="preserve"> — https://data.austintexas.gov/ (search: Watershed Boundaries)</w:t>
       </w:r>
     </w:p>
     <w:p>
@@ -375,7 +636,16 @@
         <w:pStyle w:val="ListBullet"/>
       </w:pPr>
       <w:r>
-        <w:t>**Greater Austin Fully Developed Floodplain** — https://data.austintexas.gov/ (search: Greater Austin Fully Developed Floodplain)</w:t>
+        <w:rPr>
+          <w:b/>
+        </w:rPr>
+        <w:t>Greater Austin Fully Developed Floodplain</w:t>
+      </w:r>
+      <w:r>
+        <w:rPr>
+          <w:b w:val="0"/>
+        </w:rPr>
+        <w:t xml:space="preserve"> — https://data.austintexas.gov/ (search: Greater Austin Fully Developed Floodplain)</w:t>
       </w:r>
     </w:p>
     <w:p>
@@ -401,6 +671,9 @@
         <w:pStyle w:val="ListBullet"/>
       </w:pPr>
       <w:r>
+        <w:rPr>
+          <w:b w:val="0"/>
+        </w:rPr>
         <w:t>LDC § 25-2-771 SINGLE-FAMILY RESIDENTIAL USE IN A MULTIFAMILY DISTRICT</w:t>
       </w:r>
     </w:p>
@@ -409,6 +682,9 @@
         <w:pStyle w:val="ListBullet"/>
       </w:pPr>
       <w:r>
+        <w:rPr>
+          <w:b w:val="0"/>
+        </w:rPr>
         <w:t>LDC § 25-2-563 MULTIFAMILY RESIDENCE MODERATE-HIGH DENSITY (MF-4) AND MULTIFAMILY RESIDENCE HIGH DENSITY (MF-5) DISTRICT REGULATIONS</w:t>
       </w:r>
     </w:p>
@@ -417,6 +693,9 @@
         <w:pStyle w:val="ListBullet"/>
       </w:pPr>
       <w:r>
+        <w:rPr>
+          <w:b w:val="0"/>
+        </w:rPr>
         <w:t>LDC § 25-2-560 MULTIFAMILY RESIDENCE LIMITED DENSITY (MF-1) DISTRICT REGULATIONS</w:t>
       </w:r>
     </w:p>
@@ -425,6 +704,9 @@
         <w:pStyle w:val="ListBullet"/>
       </w:pPr>
       <w:r>
+        <w:rPr>
+          <w:b w:val="0"/>
+        </w:rPr>
         <w:t>LDC § 25-2-561 MULTIFAMILY RESIDENCE LOW DENSITY (MF-2) DISTRICT REGULATIONS</w:t>
       </w:r>
     </w:p>
@@ -433,6 +715,9 @@
         <w:pStyle w:val="ListBullet"/>
       </w:pPr>
       <w:r>
+        <w:rPr>
+          <w:b w:val="0"/>
+        </w:rPr>
         <w:t>LDC § 25-2-567 SPECIAL REQUIREMENTS FOR AFFORDABLE HOUSING IN CERTAIN MULTIFAMILY DISTRICTS</w:t>
       </w:r>
     </w:p>
@@ -459,6 +744,9 @@
         <w:pStyle w:val="ListBullet"/>
       </w:pPr>
       <w:r>
+        <w:rPr>
+          <w:b w:val="0"/>
+        </w:rPr>
         <w:t>LDC § 25-2-771 SINGLE-FAMILY RESIDENTIAL USE IN A MULTIFAMILY DISTRICT</w:t>
       </w:r>
     </w:p>
@@ -467,6 +755,9 @@
         <w:pStyle w:val="ListBullet"/>
       </w:pPr>
       <w:r>
+        <w:rPr>
+          <w:b w:val="0"/>
+        </w:rPr>
         <w:t>LDC § 25-2-563 MULTIFAMILY RESIDENCE MODERATE-HIGH DENSITY (MF-4) AND MULTIFAMILY RESIDENCE HIGH DENSITY (MF-5) DISTRICT REGULATIONS</w:t>
       </w:r>
     </w:p>
@@ -475,6 +766,9 @@
         <w:pStyle w:val="ListBullet"/>
       </w:pPr>
       <w:r>
+        <w:rPr>
+          <w:b w:val="0"/>
+        </w:rPr>
         <w:t>LDC § 25-2-560 MULTIFAMILY RESIDENCE LIMITED DENSITY (MF-1) DISTRICT REGULATIONS</w:t>
       </w:r>
     </w:p>
@@ -483,6 +777,9 @@
         <w:pStyle w:val="ListBullet"/>
       </w:pPr>
       <w:r>
+        <w:rPr>
+          <w:b w:val="0"/>
+        </w:rPr>
         <w:t>LDC § 25-2-561 MULTIFAMILY RESIDENCE LOW DENSITY (MF-2) DISTRICT REGULATIONS</w:t>
       </w:r>
     </w:p>
@@ -491,6 +788,9 @@
         <w:pStyle w:val="ListBullet"/>
       </w:pPr>
       <w:r>
+        <w:rPr>
+          <w:b w:val="0"/>
+        </w:rPr>
         <w:t>LDC § 25-2-567 SPECIAL REQUIREMENTS FOR AFFORDABLE HOUSING IN CERTAIN MULTIFAMILY DISTRICTS</w:t>
       </w:r>
     </w:p>
@@ -512,6 +812,9 @@
         <w:pStyle w:val="ListBullet"/>
       </w:pPr>
       <w:r>
+        <w:rPr>
+          <w:b w:val="0"/>
+        </w:rPr>
         <w:t>LDC § 25-7-66 SUPPLEMENTAL REQUIREMENTS FOR DEVELOPMENT APPLICATIONS IN CERTAIN PLANNING AREAS</w:t>
       </w:r>
     </w:p>
@@ -520,6 +823,9 @@
         <w:pStyle w:val="ListBullet"/>
       </w:pPr>
       <w:r>
+        <w:rPr>
+          <w:b w:val="0"/>
+        </w:rPr>
         <w:t>DCM § 1.2.6 Floodplain Delineations</w:t>
       </w:r>
     </w:p>
@@ -528,7 +834,10 @@
         <w:pStyle w:val="ListBullet"/>
       </w:pPr>
       <w:r>
-        <w:t>LDC § 25-8-261 CRITICAL WATER QUALITY ZONE DEVELOPMENT</w:t>
+        <w:rPr>
+          <w:b w:val="0"/>
+        </w:rPr>
+        <w:t>LDC § 25-7-8 COMPUTATION OF STORMWATER RUNOFF</w:t>
       </w:r>
     </w:p>
     <w:p>
@@ -536,6 +845,9 @@
         <w:pStyle w:val="ListBullet"/>
       </w:pPr>
       <w:r>
+        <w:rPr>
+          <w:b w:val="0"/>
+        </w:rPr>
         <w:t>DCM § 8.2.3 Watershed Floodplain Models</w:t>
       </w:r>
     </w:p>
@@ -544,7 +856,10 @@
         <w:pStyle w:val="ListBullet"/>
       </w:pPr>
       <w:r>
-        <w:t>LDC § 25-7-61 CRITERIA FOR APPROVAL OF DEVELOPMENT APPLICATIONS</w:t>
+        <w:rPr>
+          <w:b w:val="0"/>
+        </w:rPr>
+        <w:t>LDC § 25-7-67 MODIFIED DRAINAGE STANDARDS FOR RESIDENTIAL INFILL</w:t>
       </w:r>
     </w:p>
     <w:p>
@@ -565,6 +880,9 @@
         <w:pStyle w:val="ListBullet"/>
       </w:pPr>
       <w:r>
+        <w:rPr>
+          <w:b w:val="0"/>
+        </w:rPr>
         <w:t>TCM § 7.6.1.1 Multi-Unit Residential Development accessing Minor Drives on Level 1 Streets</w:t>
       </w:r>
     </w:p>
@@ -573,7 +891,10 @@
         <w:pStyle w:val="ListBullet"/>
       </w:pPr>
       <w:r>
-        <w:t>LDC § APPENDIX A. TABLES OF OFF-STREET LOADING REQUIREMENTS AND FORMER OFF-STREET PARKING REQUIREMENTS [preamble]</w:t>
+        <w:rPr>
+          <w:b w:val="0"/>
+        </w:rPr>
+        <w:t>TCM § 7.6.1 PROPERTY FRONTAGE DRIVEWAY REQUIREMENTS</w:t>
       </w:r>
     </w:p>
     <w:p>
@@ -581,7 +902,10 @@
         <w:pStyle w:val="ListBullet"/>
       </w:pPr>
       <w:r>
-        <w:t>LDC § 25-6-114 NEIGHBORHOOD TRAFFIC ANALYSIS REQUIRED</w:t>
+        <w:rPr>
+          <w:b w:val="0"/>
+        </w:rPr>
+        <w:t>LDC § 25-6-292 DESIGN AND CONSTRUCTION STANDARDS</w:t>
       </w:r>
     </w:p>
     <w:p>
@@ -589,7 +913,10 @@
         <w:pStyle w:val="ListBullet"/>
       </w:pPr>
       <w:r>
-        <w:t>TCM § 7.6.1.1 Multi-Unit Residential Development accessing Minor Drives on Level 1 Streets</w:t>
+        <w:rPr>
+          <w:b w:val="0"/>
+        </w:rPr>
+        <w:t>TCM § 7.6.0 ACCESS MANAGEMENT</w:t>
       </w:r>
     </w:p>
     <w:p>
@@ -597,7 +924,10 @@
         <w:pStyle w:val="ListBullet"/>
       </w:pPr>
       <w:r>
-        <w:t>TCM § 7.6.1.1 Multi-Unit Residential Development accessing Minor Drives on Level 1 Streets</w:t>
+        <w:rPr>
+          <w:b w:val="0"/>
+        </w:rPr>
+        <w:t>TCM § 7.6.2 DRIVEWAY PLACEMENT</w:t>
       </w:r>
     </w:p>
     <w:p>
@@ -628,6 +958,9 @@
         <w:pStyle w:val="ListBullet"/>
       </w:pPr>
       <w:r>
+        <w:rPr>
+          <w:b w:val="0"/>
+        </w:rPr>
         <w:t>LDC § 25-9-33 SERVICE EXTENSION APPLICATION</w:t>
       </w:r>
     </w:p>
@@ -636,6 +969,9 @@
         <w:pStyle w:val="ListBullet"/>
       </w:pPr>
       <w:r>
+        <w:rPr>
+          <w:b w:val="0"/>
+        </w:rPr>
         <w:t>LDC § 25-9-412 RECLAIMED WATER CONNECTION REQUIREMENTS</w:t>
       </w:r>
     </w:p>
@@ -644,6 +980,9 @@
         <w:pStyle w:val="ListBullet"/>
       </w:pPr>
       <w:r>
+        <w:rPr>
+          <w:b w:val="0"/>
+        </w:rPr>
         <w:t>LDC § 25-9-91 TAP PERMIT REQUIRED</w:t>
       </w:r>
     </w:p>
@@ -652,6 +991,9 @@
         <w:pStyle w:val="ListBullet"/>
       </w:pPr>
       <w:r>
+        <w:rPr>
+          <w:b w:val="0"/>
+        </w:rPr>
         <w:t>LDC § 25-9-333 PRESSURE ANOMALIES</w:t>
       </w:r>
     </w:p>
@@ -660,6 +1002,9 @@
         <w:pStyle w:val="ListBullet"/>
       </w:pPr>
       <w:r>
+        <w:rPr>
+          <w:b w:val="0"/>
+        </w:rPr>
         <w:t>LDC § 25-9-31 APPLICABILITY</w:t>
       </w:r>
     </w:p>
@@ -678,7 +1023,7 @@
     </w:p>
     <w:p>
       <w:r>
-        <w:t>Summary: {'permit_count': 0, 'site_plan_count': 0, 'plan_review_count': 0}</w:t>
+        <w:t>Summary: Permit count: 0, Site plan count: 0, Plan review count: 0</w:t>
       </w:r>
     </w:p>
     <w:p>
@@ -694,6 +1039,9 @@
         <w:pStyle w:val="ListBullet"/>
       </w:pPr>
       <w:r>
+        <w:rPr>
+          <w:b w:val="0"/>
+        </w:rPr>
         <w:t>No major constraint labeled from available screening data; professional verification is still required.</w:t>
       </w:r>
     </w:p>
@@ -710,6 +1058,9 @@
         <w:pStyle w:val="ListBullet"/>
       </w:pPr>
       <w:r>
+        <w:rPr>
+          <w:b w:val="0"/>
+        </w:rPr>
         <w:t>Verification required (zoning): Zoning lookup status is 'ambiguous'; official verification is required before design decisions.</w:t>
       </w:r>
     </w:p>
@@ -718,6 +1069,9 @@
         <w:pStyle w:val="ListBullet"/>
       </w:pPr>
       <w:r>
+        <w:rPr>
+          <w:b w:val="0"/>
+        </w:rPr>
         <w:t>Verification required (drainage_flood): Floodplain status is incomplete or ambiguous and requires verification.</w:t>
       </w:r>
     </w:p>
@@ -726,6 +1080,9 @@
         <w:pStyle w:val="ListBullet"/>
       </w:pPr>
       <w:r>
+        <w:rPr>
+          <w:b w:val="0"/>
+        </w:rPr>
         <w:t>Verification required (location): Site coordinates were not uniquely confirmed; spatial checks may be incomplete.</w:t>
       </w:r>
     </w:p>
@@ -734,6 +1091,9 @@
         <w:pStyle w:val="ListBullet"/>
       </w:pPr>
       <w:r>
+        <w:rPr>
+          <w:b w:val="0"/>
+        </w:rPr>
         <w:t>Verification required (historical_context): Nearby permits and cases are historical context only and must not be treated as approval precedent.</w:t>
       </w:r>
     </w:p>
@@ -742,6 +1102,9 @@
         <w:pStyle w:val="ListBullet"/>
       </w:pPr>
       <w:r>
+        <w:rPr>
+          <w:b w:val="0"/>
+        </w:rPr>
         <w:t>Warning: Zoning could not be confirmed exactly and requires verification.</w:t>
       </w:r>
     </w:p>
@@ -750,6 +1113,9 @@
         <w:pStyle w:val="ListBullet"/>
       </w:pPr>
       <w:r>
+        <w:rPr>
+          <w:b w:val="0"/>
+        </w:rPr>
         <w:t>Warning: Site coordinates could not be confirmed and require verification.</w:t>
       </w:r>
     </w:p>
@@ -766,6 +1132,9 @@
         <w:pStyle w:val="ListNumber"/>
       </w:pPr>
       <w:r>
+        <w:rPr>
+          <w:b w:val="0"/>
+        </w:rPr>
         <w:t>LDC — § 25-2-771 SINGLE-FAMILY RESIDENTIAL USE IN A MULTIFAMILY DISTRICT (Chapter 25-2) | https://library.municode.com/tx/austin/codes/land_development_code</w:t>
       </w:r>
     </w:p>
@@ -774,6 +1143,9 @@
         <w:pStyle w:val="ListNumber"/>
       </w:pPr>
       <w:r>
+        <w:rPr>
+          <w:b w:val="0"/>
+        </w:rPr>
         <w:t>LDC — § 25-2-563 MULTIFAMILY RESIDENCE MODERATE-HIGH DENSITY (MF-4) AND MULTIFAMILY RESIDENCE HIGH DENSITY (MF-5) DISTRICT REGULATIONS (Chapter 25-2) | https://library.municode.com/tx/austin/codes/land_development_code</w:t>
       </w:r>
     </w:p>
@@ -782,6 +1154,9 @@
         <w:pStyle w:val="ListNumber"/>
       </w:pPr>
       <w:r>
+        <w:rPr>
+          <w:b w:val="0"/>
+        </w:rPr>
         <w:t>LDC — § 25-2-560 MULTIFAMILY RESIDENCE LIMITED DENSITY (MF-1) DISTRICT REGULATIONS (Chapter 25-2) | https://library.municode.com/tx/austin/codes/land_development_code</w:t>
       </w:r>
     </w:p>
@@ -790,6 +1165,9 @@
         <w:pStyle w:val="ListNumber"/>
       </w:pPr>
       <w:r>
+        <w:rPr>
+          <w:b w:val="0"/>
+        </w:rPr>
         <w:t>LDC — § 25-2-561 MULTIFAMILY RESIDENCE LOW DENSITY (MF-2) DISTRICT REGULATIONS (Chapter 25-2) | https://library.municode.com/tx/austin/codes/land_development_code</w:t>
       </w:r>
     </w:p>
@@ -798,6 +1176,9 @@
         <w:pStyle w:val="ListNumber"/>
       </w:pPr>
       <w:r>
+        <w:rPr>
+          <w:b w:val="0"/>
+        </w:rPr>
         <w:t>LDC — § 25-2-567 SPECIAL REQUIREMENTS FOR AFFORDABLE HOUSING IN CERTAIN MULTIFAMILY DISTRICTS (Chapter 25-2) | https://library.municode.com/tx/austin/codes/land_development_code</w:t>
       </w:r>
     </w:p>
@@ -806,6 +1187,9 @@
         <w:pStyle w:val="ListNumber"/>
       </w:pPr>
       <w:r>
+        <w:rPr>
+          <w:b w:val="0"/>
+        </w:rPr>
         <w:t>LDC — § 25-7-66 SUPPLEMENTAL REQUIREMENTS FOR DEVELOPMENT APPLICATIONS IN CERTAIN PLANNING AREAS (Chapter 25-7) | https://library.municode.com/tx/austin/codes/land_development_code</w:t>
       </w:r>
     </w:p>
@@ -814,6 +1198,9 @@
         <w:pStyle w:val="ListNumber"/>
       </w:pPr>
       <w:r>
+        <w:rPr>
+          <w:b w:val="0"/>
+        </w:rPr>
         <w:t>DCM — § 1.2.6 Floodplain Delineations (Section 1) | https://library.municode.com/tx/austin/codes/drainage_criteria_manual</w:t>
       </w:r>
     </w:p>
@@ -822,7 +1209,10 @@
         <w:pStyle w:val="ListNumber"/>
       </w:pPr>
       <w:r>
-        <w:t>LDC — § 25-8-261 CRITICAL WATER QUALITY ZONE DEVELOPMENT (Chapter 25-8) | https://library.municode.com/tx/austin/codes/land_development_code</w:t>
+        <w:rPr>
+          <w:b w:val="0"/>
+        </w:rPr>
+        <w:t>LDC — § 25-7-8 COMPUTATION OF STORMWATER RUNOFF (Chapter 25-7) | https://library.municode.com/tx/austin/codes/land_development_code</w:t>
       </w:r>
     </w:p>
     <w:p>
@@ -830,6 +1220,9 @@
         <w:pStyle w:val="ListNumber"/>
       </w:pPr>
       <w:r>
+        <w:rPr>
+          <w:b w:val="0"/>
+        </w:rPr>
         <w:t>DCM — § 8.2.3 Watershed Floodplain Models (Section 8) | https://library.municode.com/tx/austin/codes/drainage_criteria_manual</w:t>
       </w:r>
     </w:p>
@@ -838,7 +1231,10 @@
         <w:pStyle w:val="ListNumber"/>
       </w:pPr>
       <w:r>
-        <w:t>LDC — § 25-7-61 CRITERIA FOR APPROVAL OF DEVELOPMENT APPLICATIONS (Chapter 25-7) | https://library.municode.com/tx/austin/codes/land_development_code</w:t>
+        <w:rPr>
+          <w:b w:val="0"/>
+        </w:rPr>
+        <w:t>LDC — § 25-7-67 MODIFIED DRAINAGE STANDARDS FOR RESIDENTIAL INFILL (Chapter 25-7) | https://library.municode.com/tx/austin/codes/land_development_code</w:t>
       </w:r>
     </w:p>
     <w:p>
@@ -846,6 +1242,9 @@
         <w:pStyle w:val="ListNumber"/>
       </w:pPr>
       <w:r>
+        <w:rPr>
+          <w:b w:val="0"/>
+        </w:rPr>
         <w:t>TCM — § 7.6.1.1 Multi-Unit Residential Development accessing Minor Drives on Level 1 Streets (Section 7) | https://library.municode.com/tx/austin/codes/transportation_criteria_manual</w:t>
       </w:r>
     </w:p>
@@ -854,7 +1253,10 @@
         <w:pStyle w:val="ListNumber"/>
       </w:pPr>
       <w:r>
-        <w:t>LDC — § APPENDIX A. TABLES OF OFF-STREET LOADING REQUIREMENTS AND FORMER OFF-STREET PARKING REQUIREMENTS [preamble] | https://library.municode.com/tx/austin/codes/land_development_code</w:t>
+        <w:rPr>
+          <w:b w:val="0"/>
+        </w:rPr>
+        <w:t>TCM — § 7.6.1 PROPERTY FRONTAGE DRIVEWAY REQUIREMENTS (Section 7) | https://library.municode.com/tx/austin/codes/transportation_criteria_manual</w:t>
       </w:r>
     </w:p>
     <w:p>
@@ -862,7 +1264,10 @@
         <w:pStyle w:val="ListNumber"/>
       </w:pPr>
       <w:r>
-        <w:t>LDC — § 25-6-114 NEIGHBORHOOD TRAFFIC ANALYSIS REQUIRED (Chapter 25-6) | https://library.municode.com/tx/austin/codes/land_development_code</w:t>
+        <w:rPr>
+          <w:b w:val="0"/>
+        </w:rPr>
+        <w:t>LDC — § 25-6-292 DESIGN AND CONSTRUCTION STANDARDS (Chapter 25-6) | https://library.municode.com/tx/austin/codes/land_development_code</w:t>
       </w:r>
     </w:p>
     <w:p>
@@ -870,7 +1275,10 @@
         <w:pStyle w:val="ListNumber"/>
       </w:pPr>
       <w:r>
-        <w:t>TCM — § 7.6.1.1 Multi-Unit Residential Development accessing Minor Drives on Level 1 Streets (Section 7) | https://library.municode.com/tx/austin/codes/transportation_criteria_manual</w:t>
+        <w:rPr>
+          <w:b w:val="0"/>
+        </w:rPr>
+        <w:t>TCM — § 7.6.0 ACCESS MANAGEMENT (Section 7) | https://library.municode.com/tx/austin/codes/transportation_criteria_manual</w:t>
       </w:r>
     </w:p>
     <w:p>
@@ -878,7 +1286,10 @@
         <w:pStyle w:val="ListNumber"/>
       </w:pPr>
       <w:r>
-        <w:t>TCM — § 7.6.1.1 Multi-Unit Residential Development accessing Minor Drives on Level 1 Streets (Section 7) | https://library.municode.com/tx/austin/codes/transportation_criteria_manual</w:t>
+        <w:rPr>
+          <w:b w:val="0"/>
+        </w:rPr>
+        <w:t>TCM — § 7.6.2 DRIVEWAY PLACEMENT (Section 7) | https://library.municode.com/tx/austin/codes/transportation_criteria_manual</w:t>
       </w:r>
     </w:p>
     <w:p>
@@ -886,6 +1297,9 @@
         <w:pStyle w:val="ListNumber"/>
       </w:pPr>
       <w:r>
+        <w:rPr>
+          <w:b w:val="0"/>
+        </w:rPr>
         <w:t>LDC — § 25-9-33 SERVICE EXTENSION APPLICATION (Chapter 25-9) | https://library.municode.com/tx/austin/codes/land_development_code</w:t>
       </w:r>
     </w:p>
@@ -894,6 +1308,9 @@
         <w:pStyle w:val="ListNumber"/>
       </w:pPr>
       <w:r>
+        <w:rPr>
+          <w:b w:val="0"/>
+        </w:rPr>
         <w:t>LDC — § 25-9-412 RECLAIMED WATER CONNECTION REQUIREMENTS (Chapter 25-9) | https://library.municode.com/tx/austin/codes/land_development_code</w:t>
       </w:r>
     </w:p>
@@ -902,6 +1319,9 @@
         <w:pStyle w:val="ListNumber"/>
       </w:pPr>
       <w:r>
+        <w:rPr>
+          <w:b w:val="0"/>
+        </w:rPr>
         <w:t>LDC — § 25-9-91 TAP PERMIT REQUIRED (Chapter 25-9) | https://library.municode.com/tx/austin/codes/land_development_code</w:t>
       </w:r>
     </w:p>
@@ -910,6 +1330,9 @@
         <w:pStyle w:val="ListNumber"/>
       </w:pPr>
       <w:r>
+        <w:rPr>
+          <w:b w:val="0"/>
+        </w:rPr>
         <w:t>LDC — § 25-9-333 PRESSURE ANOMALIES (Chapter 25-9) | https://library.municode.com/tx/austin/codes/land_development_code</w:t>
       </w:r>
     </w:p>
@@ -918,6 +1341,9 @@
         <w:pStyle w:val="ListNumber"/>
       </w:pPr>
       <w:r>
+        <w:rPr>
+          <w:b w:val="0"/>
+        </w:rPr>
         <w:t>LDC — § 25-9-31 APPLICABILITY (Chapter 25-9) | https://library.municode.com/tx/austin/codes/land_development_code</w:t>
       </w:r>
     </w:p>

--- a/evaluation/report/results/exports/s4_unresolvable_site.docx
+++ b/evaluation/report/results/exports/s4_unresolvable_site.docx
@@ -83,39 +83,6 @@
     </w:p>
     <w:p>
       <w:pPr>
-        <w:pStyle w:val="ListBullet"/>
-      </w:pPr>
-      <w:r>
-        <w:rPr>
-          <w:b w:val="0"/>
-        </w:rPr>
-        <w:t>Reported zoning: None (status: ambiguous)</w:t>
-      </w:r>
-    </w:p>
-    <w:p>
-      <w:pPr>
-        <w:pStyle w:val="ListBullet"/>
-      </w:pPr>
-      <w:r>
-        <w:rPr>
-          <w:b w:val="0"/>
-        </w:rPr>
-        <w:t>Floodplain intersection: None</w:t>
-      </w:r>
-    </w:p>
-    <w:p>
-      <w:pPr>
-        <w:pStyle w:val="ListBullet"/>
-      </w:pPr>
-      <w:r>
-        <w:rPr>
-          <w:b w:val="0"/>
-        </w:rPr>
-        <w:t>Watershed: None</w:t>
-      </w:r>
-    </w:p>
-    <w:p>
-      <w:pPr>
         <w:pStyle w:val="Heading2"/>
       </w:pPr>
       <w:r>
@@ -124,10 +91,12 @@
     </w:p>
     <w:p>
       <w:r>
-        <w:rPr>
-          <w:b/>
-        </w:rPr>
-        <w:t>Feasibility Considerations, Constraints, Unknowns, and Recommended Next Steps</w:t>
+        <w:t>The provided JSON data appears to be a summary of regulatory requirements for land development in Austin, Texas. The data includes information on water and wastewater regulations, as well as other relevant details.</w:t>
+      </w:r>
+    </w:p>
+    <w:p>
+      <w:r>
+        <w:t>Here's a breakdown of the key points from the data:</w:t>
       </w:r>
     </w:p>
     <w:p>
@@ -135,75 +104,22 @@
         <w:rPr>
           <w:b/>
         </w:rPr>
-        <w:t>Major Feasibility Considerations:</w:t>
+        <w:t>Water and Wastewater Regulations</w:t>
       </w:r>
     </w:p>
     <w:p>
-      <w:pPr>
-        <w:pStyle w:val="ListNumber"/>
-      </w:pPr>
       <w:r>
-        <w:rPr>
-          <w:b/>
-        </w:rPr>
-        <w:t>Zoning:</w:t>
-      </w:r>
-      <w:r>
-        <w:rPr>
-          <w:b w:val="0"/>
-        </w:rPr>
-        <w:t xml:space="preserve"> The subject property is located in an ambiguous zoning district (SF-3-NP), which requires further verification.</w:t>
+        <w:t>* A small development project with a property boundary located within 250 feet of a reclaimed water line must connect to a reclaimed water line and use reclaimed water for irrigation, cooling, toilet flushing, and other significant non-potable water uses.</w:t>
       </w:r>
     </w:p>
     <w:p>
-      <w:pPr>
-        <w:pStyle w:val="ListNumber"/>
-      </w:pPr>
       <w:r>
-        <w:rPr>
-          <w:b/>
-        </w:rPr>
-        <w:t>Floodplain:</w:t>
-      </w:r>
-      <w:r>
-        <w:rPr>
-          <w:b w:val="0"/>
-        </w:rPr>
-        <w:t xml:space="preserve"> Floodplain checks require confirmed coordinates, which are not available at this time.</w:t>
+        <w:t>* A large development project with a property boundary located within 500 feet of a reclaimed water line must also connect to a reclaimed water line and use reclaimed water for the same purposes.</w:t>
       </w:r>
     </w:p>
     <w:p>
-      <w:pPr>
-        <w:pStyle w:val="ListNumber"/>
-      </w:pPr>
       <w:r>
-        <w:rPr>
-          <w:b/>
-        </w:rPr>
-        <w:t>Watershed:</w:t>
-      </w:r>
-      <w:r>
-        <w:rPr>
-          <w:b w:val="0"/>
-        </w:rPr>
-        <w:t xml:space="preserve"> Watershed lookup requires confirmed coordinates, which are not available at this time.</w:t>
-      </w:r>
-    </w:p>
-    <w:p>
-      <w:pPr>
-        <w:pStyle w:val="ListNumber"/>
-      </w:pPr>
-      <w:r>
-        <w:rPr>
-          <w:b/>
-        </w:rPr>
-        <w:t>Transportation Access:</w:t>
-      </w:r>
-      <w:r>
-        <w:rPr>
-          <w:b w:val="0"/>
-        </w:rPr>
-        <w:t xml:space="preserve"> Driveway placement and spacing requirements must be considered to ensure safe and efficient access.</w:t>
+        <w:t>* The Director may grant variances for these requirements under certain circumstances.</w:t>
       </w:r>
     </w:p>
     <w:p>
@@ -211,41 +127,12 @@
         <w:rPr>
           <w:b/>
         </w:rPr>
-        <w:t>Constraints:</w:t>
+        <w:t>Tap Permits</w:t>
       </w:r>
     </w:p>
     <w:p>
-      <w:pPr>
-        <w:pStyle w:val="ListNumber"/>
-      </w:pPr>
       <w:r>
-        <w:rPr>
-          <w:b/>
-        </w:rPr>
-        <w:t>Utility Capacity:</w:t>
-      </w:r>
-      <w:r>
-        <w:rPr>
-          <w:b w:val="0"/>
-        </w:rPr>
-        <w:t xml:space="preserve"> The availability of water and wastewater services is not established, requiring verification with the relevant utility authorities.</w:t>
-      </w:r>
-    </w:p>
-    <w:p>
-      <w:pPr>
-        <w:pStyle w:val="ListNumber"/>
-      </w:pPr>
-      <w:r>
-        <w:rPr>
-          <w:b/>
-        </w:rPr>
-        <w:t>Regulatory Requirements:</w:t>
-      </w:r>
-      <w:r>
-        <w:rPr>
-          <w:b w:val="0"/>
-        </w:rPr>
-        <w:t xml:space="preserve"> Compliance with Austin's Land Development Code (LDC) and Transportation Criteria Manual (TCM) requirements must be ensured.</w:t>
+        <w:t>* A person cannot connect a property to the City's water or wastewater utility system unless they hold a tap permit issued by the director of the Water and Wastewater Utility approving the connection.</w:t>
       </w:r>
     </w:p>
     <w:p>
@@ -253,58 +140,12 @@
         <w:rPr>
           <w:b/>
         </w:rPr>
-        <w:t>Unknowns:</w:t>
+        <w:t>Pressure Anomalies</w:t>
       </w:r>
     </w:p>
     <w:p>
-      <w:pPr>
-        <w:pStyle w:val="ListNumber"/>
-      </w:pPr>
       <w:r>
-        <w:rPr>
-          <w:b/>
-        </w:rPr>
-        <w:t>Confirmed Coordinates:</w:t>
-      </w:r>
-      <w:r>
-        <w:rPr>
-          <w:b w:val="0"/>
-        </w:rPr>
-        <w:t xml:space="preserve"> Floodplain and watershed checks require confirmed coordinates to proceed.</w:t>
-      </w:r>
-    </w:p>
-    <w:p>
-      <w:pPr>
-        <w:pStyle w:val="ListNumber"/>
-      </w:pPr>
-      <w:r>
-        <w:rPr>
-          <w:b/>
-        </w:rPr>
-        <w:t>Utility Service Availability:</w:t>
-      </w:r>
-      <w:r>
-        <w:rPr>
-          <w:b w:val="0"/>
-        </w:rPr>
-        <w:t xml:space="preserve"> Verification of water and wastewater service availability is required.</w:t>
-      </w:r>
-    </w:p>
-    <w:p>
-      <w:pPr>
-        <w:pStyle w:val="ListNumber"/>
-      </w:pPr>
-      <w:r>
-        <w:rPr>
-          <w:b/>
-        </w:rPr>
-        <w:t>Zoning Designation:</w:t>
-      </w:r>
-      <w:r>
-        <w:rPr>
-          <w:b w:val="0"/>
-        </w:rPr>
-        <w:t xml:space="preserve"> The subject property's zoning designation requires further verification.</w:t>
+        <w:t>* If a larger or smaller meter is required solely due to abnormally low or high pressure in the City's main, the director of the Water and Wastewater Utility or their designee may adjust the number of service units to reflect more accurately the flow rate and system pressure conditions.</w:t>
       </w:r>
     </w:p>
     <w:p>
@@ -312,75 +153,24 @@
         <w:rPr>
           <w:b/>
         </w:rPr>
-        <w:t>Recommended Next Steps:</w:t>
+        <w:t>Applicability</w:t>
       </w:r>
     </w:p>
     <w:p>
-      <w:pPr>
-        <w:pStyle w:val="ListNumber"/>
-      </w:pPr>
       <w:r>
-        <w:rPr>
-          <w:b/>
-        </w:rPr>
-        <w:t>Verify Zoning Designation:</w:t>
-      </w:r>
-      <w:r>
-        <w:rPr>
-          <w:b w:val="0"/>
-        </w:rPr>
-        <w:t xml:space="preserve"> Obtain an official zoning determination for the subject property.</w:t>
+        <w:t>* This subpart does not apply to a service extension that is constructed as part of a project serving a property for which the Director determines that the water or wastewater system can provide suitable and sufficient service in accordance with the Utilities Criteria Manual, and:</w:t>
       </w:r>
     </w:p>
     <w:p>
-      <w:pPr>
-        <w:pStyle w:val="ListNumber"/>
-      </w:pPr>
       <w:r>
-        <w:rPr>
-          <w:b/>
-        </w:rPr>
-        <w:t>Confirm Coordinates:</w:t>
-      </w:r>
-      <w:r>
-        <w:rPr>
-          <w:b w:val="0"/>
-        </w:rPr>
-        <w:t xml:space="preserve"> Gather confirmed coordinates for floodplain and watershed checks.</w:t>
+        <w:tab/>
+        <w:t>+ The nearest point on the property's boundary is 100 feet or less from an accessible water or wastewater system; or</w:t>
       </w:r>
     </w:p>
     <w:p>
-      <w:pPr>
-        <w:pStyle w:val="ListNumber"/>
-      </w:pPr>
       <w:r>
-        <w:rPr>
-          <w:b/>
-        </w:rPr>
-        <w:t>Contact Utility Authorities:</w:t>
-      </w:r>
-      <w:r>
-        <w:rPr>
-          <w:b w:val="0"/>
-        </w:rPr>
-        <w:t xml:space="preserve"> Verify water and wastewater service availability and capacity with relevant utility authorities.</w:t>
-      </w:r>
-    </w:p>
-    <w:p>
-      <w:pPr>
-        <w:pStyle w:val="ListNumber"/>
-      </w:pPr>
-      <w:r>
-        <w:rPr>
-          <w:b/>
-        </w:rPr>
-        <w:t>Review LDC and TCM Requirements:</w:t>
-      </w:r>
-      <w:r>
-        <w:rPr>
-          <w:b w:val="0"/>
-        </w:rPr>
-        <w:t xml:space="preserve"> Ensure compliance with Austin's Land Development Code (LDC) and Transportation Criteria Manual (TCM) requirements.</w:t>
+        <w:tab/>
+        <w:t>+ The Director determines that a suitable service connection can be made in compliance with the Utilities Criteria Manual to a water or wastewater main on the opposite side of an undivided city or county roadway.</w:t>
       </w:r>
     </w:p>
     <w:p>
@@ -388,63 +178,17 @@
         <w:rPr>
           <w:b/>
         </w:rPr>
-        <w:t>Additional Recommendations:</w:t>
-      </w:r>
-    </w:p>
-    <w:p>
-      <w:pPr>
-        <w:pStyle w:val="ListNumber"/>
-      </w:pPr>
-      <w:r>
-        <w:rPr>
-          <w:b/>
-        </w:rPr>
-        <w:t>Hire a Professional:</w:t>
-      </w:r>
-      <w:r>
-        <w:rPr>
-          <w:b w:val="0"/>
-        </w:rPr>
-        <w:t xml:space="preserve"> Consider hiring a professional (e.g., urban planner, engineer) to assist with the development process.</w:t>
-      </w:r>
-    </w:p>
-    <w:p>
-      <w:pPr>
-        <w:pStyle w:val="ListNumber"/>
-      </w:pPr>
-      <w:r>
-        <w:rPr>
-          <w:b/>
-        </w:rPr>
-        <w:t>Conduct Site Analysis:</w:t>
-      </w:r>
-      <w:r>
-        <w:rPr>
-          <w:b w:val="0"/>
-        </w:rPr>
-        <w:t xml:space="preserve"> Conduct a thorough site analysis to identify potential issues and opportunities.</w:t>
-      </w:r>
-    </w:p>
-    <w:p>
-      <w:pPr>
-        <w:pStyle w:val="ListNumber"/>
-      </w:pPr>
-      <w:r>
-        <w:rPr>
-          <w:b/>
-        </w:rPr>
-        <w:t>Engage with Stakeholders:</w:t>
-      </w:r>
-      <w:r>
-        <w:rPr>
-          <w:b w:val="0"/>
-        </w:rPr>
-        <w:t xml:space="preserve"> Engage with local stakeholders, including neighbors and community groups, to ensure that their concerns are addressed.</w:t>
+        <w:t>Historical Context</w:t>
       </w:r>
     </w:p>
     <w:p>
       <w:r>
-        <w:t>By addressing these feasibility considerations, constraints, unknowns, and recommended next steps, you can move forward with the development process while minimizing risks and ensuring compliance with relevant regulations.</w:t>
+        <w:t>* Nearby permits and cases are historical context only and do not indicate future permitting outcomes for the proposed development.</w:t>
+      </w:r>
+    </w:p>
+    <w:p>
+      <w:r>
+        <w:t>* The summary includes information on permit, site plan, and plan review counts, but these values are not relevant to the current regulatory requirements being summarized.</w:t>
       </w:r>
     </w:p>
     <w:p>
@@ -662,8 +406,14 @@
       </w:r>
     </w:p>
     <w:p>
+      <w:pPr>
+        <w:pStyle w:val="ListBullet"/>
+      </w:pPr>
       <w:r>
-        <w:t>Retrieved regulatory references:</w:t>
+        <w:rPr>
+          <w:b w:val="0"/>
+        </w:rPr>
+        <w:t>No single zoning designation stated (lookup status: ambiguous)</w:t>
       </w:r>
     </w:p>
     <w:p>
@@ -674,40 +424,17 @@
         <w:rPr>
           <w:b w:val="0"/>
         </w:rPr>
-        <w:t>LDC § 25-2-771 SINGLE-FAMILY RESIDENTIAL USE IN A MULTIFAMILY DISTRICT</w:t>
+        <w:t>No single zoning designation is stated because the lookup was 'ambiguous'.</w:t>
       </w:r>
     </w:p>
     <w:p>
-      <w:pPr>
-        <w:pStyle w:val="ListBullet"/>
-      </w:pPr>
       <w:r>
-        <w:rPr>
-          <w:b w:val="0"/>
-        </w:rPr>
-        <w:t>LDC § 25-2-563 MULTIFAMILY RESIDENCE MODERATE-HIGH DENSITY (MF-4) AND MULTIFAMILY RESIDENCE HIGH DENSITY (MF-5) DISTRICT REGULATIONS</w:t>
+        <w:t>Zoning context is preliminary. Designations are stated only when the lookup returns an exact single match.</w:t>
       </w:r>
     </w:p>
     <w:p>
-      <w:pPr>
-        <w:pStyle w:val="ListBullet"/>
-      </w:pPr>
       <w:r>
-        <w:rPr>
-          <w:b w:val="0"/>
-        </w:rPr>
-        <w:t>LDC § 25-2-560 MULTIFAMILY RESIDENCE LIMITED DENSITY (MF-1) DISTRICT REGULATIONS</w:t>
-      </w:r>
-    </w:p>
-    <w:p>
-      <w:pPr>
-        <w:pStyle w:val="ListBullet"/>
-      </w:pPr>
-      <w:r>
-        <w:rPr>
-          <w:b w:val="0"/>
-        </w:rPr>
-        <w:t>LDC § 25-2-561 MULTIFAMILY RESIDENCE LOW DENSITY (MF-2) DISTRICT REGULATIONS</w:t>
+        <w:t>Regulatory references for this section:</w:t>
       </w:r>
     </w:p>
     <w:p>
@@ -731,67 +458,7 @@
     </w:p>
     <w:p>
       <w:r>
-        <w:t>Site-plan applicability depends on proposed use, zoning, and project characteristics; confirm with Development Services.</w:t>
-      </w:r>
-    </w:p>
-    <w:p>
-      <w:r>
-        <w:t>Retrieved regulatory references:</w:t>
-      </w:r>
-    </w:p>
-    <w:p>
-      <w:pPr>
-        <w:pStyle w:val="ListBullet"/>
-      </w:pPr>
-      <w:r>
-        <w:rPr>
-          <w:b w:val="0"/>
-        </w:rPr>
-        <w:t>LDC § 25-2-771 SINGLE-FAMILY RESIDENTIAL USE IN A MULTIFAMILY DISTRICT</w:t>
-      </w:r>
-    </w:p>
-    <w:p>
-      <w:pPr>
-        <w:pStyle w:val="ListBullet"/>
-      </w:pPr>
-      <w:r>
-        <w:rPr>
-          <w:b w:val="0"/>
-        </w:rPr>
-        <w:t>LDC § 25-2-563 MULTIFAMILY RESIDENCE MODERATE-HIGH DENSITY (MF-4) AND MULTIFAMILY RESIDENCE HIGH DENSITY (MF-5) DISTRICT REGULATIONS</w:t>
-      </w:r>
-    </w:p>
-    <w:p>
-      <w:pPr>
-        <w:pStyle w:val="ListBullet"/>
-      </w:pPr>
-      <w:r>
-        <w:rPr>
-          <w:b w:val="0"/>
-        </w:rPr>
-        <w:t>LDC § 25-2-560 MULTIFAMILY RESIDENCE LIMITED DENSITY (MF-1) DISTRICT REGULATIONS</w:t>
-      </w:r>
-    </w:p>
-    <w:p>
-      <w:pPr>
-        <w:pStyle w:val="ListBullet"/>
-      </w:pPr>
-      <w:r>
-        <w:rPr>
-          <w:b w:val="0"/>
-        </w:rPr>
-        <w:t>LDC § 25-2-561 MULTIFAMILY RESIDENCE LOW DENSITY (MF-2) DISTRICT REGULATIONS</w:t>
-      </w:r>
-    </w:p>
-    <w:p>
-      <w:pPr>
-        <w:pStyle w:val="ListBullet"/>
-      </w:pPr>
-      <w:r>
-        <w:rPr>
-          <w:b w:val="0"/>
-        </w:rPr>
-        <w:t>LDC § 25-2-567 SPECIAL REQUIREMENTS FOR AFFORDABLE HOUSING IN CERTAIN MULTIFAMILY DISTRICTS</w:t>
+        <w:t>Site-plan applicability depends on proposed use, zoning, and project characteristics; confirm with Development Services. Citations below are limited to site-plan provisions (LDC Chapter 25-5) when available.</w:t>
       </w:r>
     </w:p>
     <w:p>
@@ -803,8 +470,14 @@
       </w:r>
     </w:p>
     <w:p>
+      <w:pPr>
+        <w:pStyle w:val="ListBullet"/>
+      </w:pPr>
       <w:r>
-        <w:t>Retrieved regulatory references:</w:t>
+        <w:rPr>
+          <w:b w:val="0"/>
+        </w:rPr>
+        <w:t>Floodplain intersection: None</w:t>
       </w:r>
     </w:p>
     <w:p>
@@ -815,29 +488,12 @@
         <w:rPr>
           <w:b w:val="0"/>
         </w:rPr>
-        <w:t>LDC § 25-7-66 SUPPLEMENTAL REQUIREMENTS FOR DEVELOPMENT APPLICATIONS IN CERTAIN PLANNING AREAS</w:t>
+        <w:t>Watershed: None</w:t>
       </w:r>
     </w:p>
     <w:p>
-      <w:pPr>
-        <w:pStyle w:val="ListBullet"/>
-      </w:pPr>
       <w:r>
-        <w:rPr>
-          <w:b w:val="0"/>
-        </w:rPr>
-        <w:t>DCM § 1.2.6 Floodplain Delineations</w:t>
-      </w:r>
-    </w:p>
-    <w:p>
-      <w:pPr>
-        <w:pStyle w:val="ListBullet"/>
-      </w:pPr>
-      <w:r>
-        <w:rPr>
-          <w:b w:val="0"/>
-        </w:rPr>
-        <w:t>LDC § 25-7-8 COMPUTATION OF STORMWATER RUNOFF</w:t>
+        <w:t>Regulatory references for this section:</w:t>
       </w:r>
     </w:p>
     <w:p>
@@ -859,7 +515,7 @@
         <w:rPr>
           <w:b w:val="0"/>
         </w:rPr>
-        <w:t>LDC § 25-7-67 MODIFIED DRAINAGE STANDARDS FOR RESIDENTIAL INFILL</w:t>
+        <w:t>DCM § 1.2.6 Floodplain Delineations</w:t>
       </w:r>
     </w:p>
     <w:p>
@@ -872,7 +528,7 @@
     </w:p>
     <w:p>
       <w:r>
-        <w:t>Retrieved regulatory references:</w:t>
+        <w:t>Regulatory references for this section:</w:t>
       </w:r>
     </w:p>
     <w:p>
@@ -883,51 +539,7 @@
         <w:rPr>
           <w:b w:val="0"/>
         </w:rPr>
-        <w:t>TCM § 7.6.1.1 Multi-Unit Residential Development accessing Minor Drives on Level 1 Streets</w:t>
-      </w:r>
-    </w:p>
-    <w:p>
-      <w:pPr>
-        <w:pStyle w:val="ListBullet"/>
-      </w:pPr>
-      <w:r>
-        <w:rPr>
-          <w:b w:val="0"/>
-        </w:rPr>
-        <w:t>TCM § 7.6.1 PROPERTY FRONTAGE DRIVEWAY REQUIREMENTS</w:t>
-      </w:r>
-    </w:p>
-    <w:p>
-      <w:pPr>
-        <w:pStyle w:val="ListBullet"/>
-      </w:pPr>
-      <w:r>
-        <w:rPr>
-          <w:b w:val="0"/>
-        </w:rPr>
-        <w:t>LDC § 25-6-292 DESIGN AND CONSTRUCTION STANDARDS</w:t>
-      </w:r>
-    </w:p>
-    <w:p>
-      <w:pPr>
-        <w:pStyle w:val="ListBullet"/>
-      </w:pPr>
-      <w:r>
-        <w:rPr>
-          <w:b w:val="0"/>
-        </w:rPr>
-        <w:t>TCM § 7.6.0 ACCESS MANAGEMENT</w:t>
-      </w:r>
-    </w:p>
-    <w:p>
-      <w:pPr>
-        <w:pStyle w:val="ListBullet"/>
-      </w:pPr>
-      <w:r>
-        <w:rPr>
-          <w:b w:val="0"/>
-        </w:rPr>
-        <w:t>TCM § 7.6.2 DRIVEWAY PLACEMENT</w:t>
+        <w:t>DCM § 1.2.6 Floodplain Delineations</w:t>
       </w:r>
     </w:p>
     <w:p>
@@ -940,17 +552,12 @@
     </w:p>
     <w:p>
       <w:r>
-        <w:t>Regulatory requirements do not establish actual water or wastewater service availability or capacity. Verification with the appropriate utility authority is required.</w:t>
+        <w:t>Regulatory language does not establish utility service availability or capacity. Verification with the appropriate utility authority is required.</w:t>
       </w:r>
     </w:p>
     <w:p>
       <w:r>
-        <w:t>Regulatory requirements do not establish actual water or wastewater service availability or capacity. Verification with the appropriate utility authority is required.</w:t>
-      </w:r>
-    </w:p>
-    <w:p>
-      <w:r>
-        <w:t>Retrieved regulatory references:</w:t>
+        <w:t>Regulatory references for this section:</w:t>
       </w:r>
     </w:p>
     <w:p>
@@ -1018,7 +625,7 @@
     </w:p>
     <w:p>
       <w:r>
-        <w:t>Nearby permits and cases are historical context only. They must not be treated as evidence that the proposed development requires professional verification. [Claim removed or revised: unsupported definitive statement; professional verification required.]</w:t>
+        <w:t>Nearby permits and cases are historical context only. They are not approval precedent and do not indicate future permitting outcomes for the proposed development.</w:t>
       </w:r>
     </w:p>
     <w:p>
@@ -1061,7 +668,7 @@
         <w:rPr>
           <w:b w:val="0"/>
         </w:rPr>
-        <w:t>Verification required (zoning): Zoning lookup status is 'ambiguous'; official verification is required before design decisions.</w:t>
+        <w:t>Verification required (zoning): Zoning lookup status is 'ambiguous'; no single zoning designation is selected. Official verification is required.</w:t>
       </w:r>
     </w:p>
     <w:p>
@@ -1083,18 +690,7 @@
         <w:rPr>
           <w:b w:val="0"/>
         </w:rPr>
-        <w:t>Verification required (location): Site coordinates were not uniquely confirmed; spatial checks may be incomplete.</w:t>
-      </w:r>
-    </w:p>
-    <w:p>
-      <w:pPr>
-        <w:pStyle w:val="ListBullet"/>
-      </w:pPr>
-      <w:r>
-        <w:rPr>
-          <w:b w:val="0"/>
-        </w:rPr>
-        <w:t>Verification required (historical_context): Nearby permits and cases are historical context only and must not be treated as approval precedent.</w:t>
+        <w:t>Verification required (historical_context): Nearby permits and cases are historical context only. They are not approval precedent and do not indicate future permitting outcomes for the proposed development.</w:t>
       </w:r>
     </w:p>
     <w:p>
@@ -1135,161 +731,7 @@
         <w:rPr>
           <w:b w:val="0"/>
         </w:rPr>
-        <w:t>LDC — § 25-2-771 SINGLE-FAMILY RESIDENTIAL USE IN A MULTIFAMILY DISTRICT (Chapter 25-2) | https://library.municode.com/tx/austin/codes/land_development_code</w:t>
-      </w:r>
-    </w:p>
-    <w:p>
-      <w:pPr>
-        <w:pStyle w:val="ListNumber"/>
-      </w:pPr>
-      <w:r>
-        <w:rPr>
-          <w:b w:val="0"/>
-        </w:rPr>
-        <w:t>LDC — § 25-2-563 MULTIFAMILY RESIDENCE MODERATE-HIGH DENSITY (MF-4) AND MULTIFAMILY RESIDENCE HIGH DENSITY (MF-5) DISTRICT REGULATIONS (Chapter 25-2) | https://library.municode.com/tx/austin/codes/land_development_code</w:t>
-      </w:r>
-    </w:p>
-    <w:p>
-      <w:pPr>
-        <w:pStyle w:val="ListNumber"/>
-      </w:pPr>
-      <w:r>
-        <w:rPr>
-          <w:b w:val="0"/>
-        </w:rPr>
-        <w:t>LDC — § 25-2-560 MULTIFAMILY RESIDENCE LIMITED DENSITY (MF-1) DISTRICT REGULATIONS (Chapter 25-2) | https://library.municode.com/tx/austin/codes/land_development_code</w:t>
-      </w:r>
-    </w:p>
-    <w:p>
-      <w:pPr>
-        <w:pStyle w:val="ListNumber"/>
-      </w:pPr>
-      <w:r>
-        <w:rPr>
-          <w:b w:val="0"/>
-        </w:rPr>
-        <w:t>LDC — § 25-2-561 MULTIFAMILY RESIDENCE LOW DENSITY (MF-2) DISTRICT REGULATIONS (Chapter 25-2) | https://library.municode.com/tx/austin/codes/land_development_code</w:t>
-      </w:r>
-    </w:p>
-    <w:p>
-      <w:pPr>
-        <w:pStyle w:val="ListNumber"/>
-      </w:pPr>
-      <w:r>
-        <w:rPr>
-          <w:b w:val="0"/>
-        </w:rPr>
-        <w:t>LDC — § 25-2-567 SPECIAL REQUIREMENTS FOR AFFORDABLE HOUSING IN CERTAIN MULTIFAMILY DISTRICTS (Chapter 25-2) | https://library.municode.com/tx/austin/codes/land_development_code</w:t>
-      </w:r>
-    </w:p>
-    <w:p>
-      <w:pPr>
-        <w:pStyle w:val="ListNumber"/>
-      </w:pPr>
-      <w:r>
-        <w:rPr>
-          <w:b w:val="0"/>
-        </w:rPr>
-        <w:t>LDC — § 25-7-66 SUPPLEMENTAL REQUIREMENTS FOR DEVELOPMENT APPLICATIONS IN CERTAIN PLANNING AREAS (Chapter 25-7) | https://library.municode.com/tx/austin/codes/land_development_code</w:t>
-      </w:r>
-    </w:p>
-    <w:p>
-      <w:pPr>
-        <w:pStyle w:val="ListNumber"/>
-      </w:pPr>
-      <w:r>
-        <w:rPr>
-          <w:b w:val="0"/>
-        </w:rPr>
-        <w:t>DCM — § 1.2.6 Floodplain Delineations (Section 1) | https://library.municode.com/tx/austin/codes/drainage_criteria_manual</w:t>
-      </w:r>
-    </w:p>
-    <w:p>
-      <w:pPr>
-        <w:pStyle w:val="ListNumber"/>
-      </w:pPr>
-      <w:r>
-        <w:rPr>
-          <w:b w:val="0"/>
-        </w:rPr>
-        <w:t>LDC — § 25-7-8 COMPUTATION OF STORMWATER RUNOFF (Chapter 25-7) | https://library.municode.com/tx/austin/codes/land_development_code</w:t>
-      </w:r>
-    </w:p>
-    <w:p>
-      <w:pPr>
-        <w:pStyle w:val="ListNumber"/>
-      </w:pPr>
-      <w:r>
-        <w:rPr>
-          <w:b w:val="0"/>
-        </w:rPr>
         <w:t>DCM — § 8.2.3 Watershed Floodplain Models (Section 8) | https://library.municode.com/tx/austin/codes/drainage_criteria_manual</w:t>
-      </w:r>
-    </w:p>
-    <w:p>
-      <w:pPr>
-        <w:pStyle w:val="ListNumber"/>
-      </w:pPr>
-      <w:r>
-        <w:rPr>
-          <w:b w:val="0"/>
-        </w:rPr>
-        <w:t>LDC — § 25-7-67 MODIFIED DRAINAGE STANDARDS FOR RESIDENTIAL INFILL (Chapter 25-7) | https://library.municode.com/tx/austin/codes/land_development_code</w:t>
-      </w:r>
-    </w:p>
-    <w:p>
-      <w:pPr>
-        <w:pStyle w:val="ListNumber"/>
-      </w:pPr>
-      <w:r>
-        <w:rPr>
-          <w:b w:val="0"/>
-        </w:rPr>
-        <w:t>TCM — § 7.6.1.1 Multi-Unit Residential Development accessing Minor Drives on Level 1 Streets (Section 7) | https://library.municode.com/tx/austin/codes/transportation_criteria_manual</w:t>
-      </w:r>
-    </w:p>
-    <w:p>
-      <w:pPr>
-        <w:pStyle w:val="ListNumber"/>
-      </w:pPr>
-      <w:r>
-        <w:rPr>
-          <w:b w:val="0"/>
-        </w:rPr>
-        <w:t>TCM — § 7.6.1 PROPERTY FRONTAGE DRIVEWAY REQUIREMENTS (Section 7) | https://library.municode.com/tx/austin/codes/transportation_criteria_manual</w:t>
-      </w:r>
-    </w:p>
-    <w:p>
-      <w:pPr>
-        <w:pStyle w:val="ListNumber"/>
-      </w:pPr>
-      <w:r>
-        <w:rPr>
-          <w:b w:val="0"/>
-        </w:rPr>
-        <w:t>LDC — § 25-6-292 DESIGN AND CONSTRUCTION STANDARDS (Chapter 25-6) | https://library.municode.com/tx/austin/codes/land_development_code</w:t>
-      </w:r>
-    </w:p>
-    <w:p>
-      <w:pPr>
-        <w:pStyle w:val="ListNumber"/>
-      </w:pPr>
-      <w:r>
-        <w:rPr>
-          <w:b w:val="0"/>
-        </w:rPr>
-        <w:t>TCM — § 7.6.0 ACCESS MANAGEMENT (Section 7) | https://library.municode.com/tx/austin/codes/transportation_criteria_manual</w:t>
-      </w:r>
-    </w:p>
-    <w:p>
-      <w:pPr>
-        <w:pStyle w:val="ListNumber"/>
-      </w:pPr>
-      <w:r>
-        <w:rPr>
-          <w:b w:val="0"/>
-        </w:rPr>
-        <w:t>TCM — § 7.6.2 DRIVEWAY PLACEMENT (Section 7) | https://library.municode.com/tx/austin/codes/transportation_criteria_manual</w:t>
       </w:r>
     </w:p>
     <w:p>
@@ -1312,6 +754,17 @@
           <w:b w:val="0"/>
         </w:rPr>
         <w:t>LDC — § 25-9-412 RECLAIMED WATER CONNECTION REQUIREMENTS (Chapter 25-9) | https://library.municode.com/tx/austin/codes/land_development_code</w:t>
+      </w:r>
+    </w:p>
+    <w:p>
+      <w:pPr>
+        <w:pStyle w:val="ListNumber"/>
+      </w:pPr>
+      <w:r>
+        <w:rPr>
+          <w:b w:val="0"/>
+        </w:rPr>
+        <w:t>LDC — § 25-2-567 SPECIAL REQUIREMENTS FOR AFFORDABLE HOUSING IN CERTAIN MULTIFAMILY DISTRICTS (Chapter 25-2) | https://library.municode.com/tx/austin/codes/land_development_code</w:t>
       </w:r>
     </w:p>
     <w:p>
@@ -1349,6 +802,17 @@
     </w:p>
     <w:p>
       <w:pPr>
+        <w:pStyle w:val="ListNumber"/>
+      </w:pPr>
+      <w:r>
+        <w:rPr>
+          <w:b w:val="0"/>
+        </w:rPr>
+        <w:t>DCM — § 1.2.6 Floodplain Delineations (Section 1) | https://library.municode.com/tx/austin/codes/drainage_criteria_manual</w:t>
+      </w:r>
+    </w:p>
+    <w:p>
+      <w:pPr>
         <w:pStyle w:val="Heading1"/>
       </w:pPr>
       <w:r>
@@ -1357,7 +821,7 @@
     </w:p>
     <w:p>
       <w:r>
-        <w:t>This is a preliminary site-feasibility screening only. It is not an official zoning determination, code-compliance decision, development approval, or guarantee of utility service.</w:t>
+        <w:t>This is a preliminary site-feasibility screening only. It is not an official zoning determination, code-compliance decision, development approval, or guarantee of utility service. Nearby permits and cases are historical context only and are not approval precedent. All findings require verification by qualified professionals and City of Austin authorities.</w:t>
       </w:r>
     </w:p>
     <w:sectPr>
